--- a/General/SLR Protocols.docx
+++ b/General/SLR Protocols.docx
@@ -114,6 +114,9 @@
     <w:p/>
     <w:p>
       <w:r>
+        <w:rPr>
+          <w:noProof/>
+        </w:rPr>
         <w:lastRenderedPageBreak/>
         <w:drawing>
           <wp:inline distT="0" distB="0" distL="0" distR="0" wp14:anchorId="7AB4AB2F" wp14:editId="001821E4">
@@ -179,6 +182,9 @@
         <w:br/>
       </w:r>
       <w:r>
+        <w:rPr>
+          <w:noProof/>
+        </w:rPr>
         <w:drawing>
           <wp:inline distT="0" distB="0" distL="0" distR="0" wp14:anchorId="30BE6B80" wp14:editId="142EDC2D">
             <wp:extent cx="4892464" cy="5182049"/>
@@ -218,6 +224,9 @@
     </w:p>
     <w:p>
       <w:r>
+        <w:rPr>
+          <w:noProof/>
+        </w:rPr>
         <w:lastRenderedPageBreak/>
         <w:drawing>
           <wp:inline distT="0" distB="0" distL="0" distR="0" wp14:anchorId="047F7C37" wp14:editId="29CCF7C3">
@@ -308,6 +317,116 @@
       </w:r>
     </w:p>
     <w:p/>
+    <w:p/>
+    <w:p/>
+    <w:p/>
+    <w:p>
+      <w:r>
+        <w:lastRenderedPageBreak/>
+        <w:t>New lesson:</w:t>
+      </w:r>
+    </w:p>
+    <w:p>
+      <w:r>
+        <w:t xml:space="preserve">Aim of network security is to prohibit </w:t>
+      </w:r>
+      <w:proofErr w:type="spellStart"/>
+      <w:r>
+        <w:t>unathorized</w:t>
+      </w:r>
+      <w:proofErr w:type="spellEnd"/>
+      <w:r>
+        <w:t xml:space="preserve"> access, and minimize damage done if they do get in</w:t>
+      </w:r>
+    </w:p>
+    <w:p/>
+    <w:p>
+      <w:r>
+        <w:t>Black hat hackers: Criminal hackers</w:t>
+      </w:r>
+    </w:p>
+    <w:p>
+      <w:r>
+        <w:t>White hat hackers: Ethical hackers</w:t>
+      </w:r>
+    </w:p>
+    <w:p>
+      <w:r>
+        <w:t>Grey hat hackers: Breaking big networks as a hobby</w:t>
+      </w:r>
+    </w:p>
+    <w:p/>
+    <w:p/>
+    <w:p>
+      <w:r>
+        <w:t>DoS: Flooding a network with useless traffic, overloading the system</w:t>
+      </w:r>
+    </w:p>
+    <w:p>
+      <w:r>
+        <w:t>One device to another</w:t>
+      </w:r>
+    </w:p>
+    <w:p>
+      <w:r>
+        <w:t xml:space="preserve">DDOS: Using zombies to flood </w:t>
+      </w:r>
+      <w:proofErr w:type="spellStart"/>
+      <w:r>
+        <w:t>traffick</w:t>
+      </w:r>
+      <w:proofErr w:type="spellEnd"/>
+      <w:r>
+        <w:t>, much harder to stop</w:t>
+      </w:r>
+    </w:p>
+    <w:p/>
+    <w:p>
+      <w:r>
+        <w:t xml:space="preserve">SQL injection, entering code in input boxes to try and get </w:t>
+      </w:r>
+      <w:proofErr w:type="gramStart"/>
+      <w:r>
+        <w:t>in to</w:t>
+      </w:r>
+      <w:proofErr w:type="gramEnd"/>
+      <w:r>
+        <w:t xml:space="preserve"> the system</w:t>
+      </w:r>
+    </w:p>
+    <w:p/>
+    <w:p>
+      <w:r>
+        <w:t>Social engineering: Scams</w:t>
+      </w:r>
+    </w:p>
+    <w:p>
+      <w:r>
+        <w:t>Phishing, standard scam links</w:t>
+      </w:r>
+    </w:p>
+    <w:p>
+      <w:r>
+        <w:t>Pharming, I don’t know look again ###################</w:t>
+      </w:r>
+    </w:p>
+    <w:p>
+      <w:r>
+        <w:t xml:space="preserve">Firewalls, (Both hardware and software) blocks IP addresses/ Traffic </w:t>
+      </w:r>
+    </w:p>
+    <w:p/>
+    <w:p>
+      <w:r>
+        <w:t>Proxy servers, like a firewall on a WAN level, ensuring no direct link between a user and a remote source, and stopping access to anything on the proxy servers Ban list.</w:t>
+      </w:r>
+    </w:p>
+    <w:p/>
+    <w:p>
+      <w:r>
+        <w:t>Encryption, doesn’t stop you from being hacked, but makes the hacked data harder to read</w:t>
+      </w:r>
+    </w:p>
     <w:sectPr>
       <w:pgSz w:w="11906" w:h="16838"/>
       <w:pgMar w:top="1440" w:right="1440" w:bottom="1440" w:left="1440" w:header="708" w:footer="708" w:gutter="0"/>

--- a/General/SLR Protocols.docx
+++ b/General/SLR Protocols.docx
@@ -168,15 +168,7 @@
     <w:p>
       <w:r>
         <w:lastRenderedPageBreak/>
-        <w:t xml:space="preserve">Gaps in knowledge </w:t>
-      </w:r>
-      <w:proofErr w:type="gramStart"/>
-      <w:r>
-        <w:t>here()()(</w:t>
-      </w:r>
-      <w:proofErr w:type="gramEnd"/>
-      <w:r>
-        <w:t>)</w:t>
+        <w:t>Gaps in knowledge here()()()</w:t>
       </w:r>
       <w:r>
         <w:br/>
@@ -298,45 +290,22 @@
     </w:p>
     <w:p>
       <w:r>
-        <w:t>LAN looks at MAC addresses</w:t>
-      </w:r>
-    </w:p>
-    <w:p>
-      <w:proofErr w:type="gramStart"/>
-      <w:r>
-        <w:t>Oh</w:t>
-      </w:r>
-      <w:proofErr w:type="gramEnd"/>
-      <w:r>
-        <w:t xml:space="preserve"> my fucking god this teacher is worthless</w:t>
-      </w:r>
-    </w:p>
-    <w:p>
-      <w:r>
-        <w:t>WAN looks at IP address</w:t>
-      </w:r>
-    </w:p>
-    <w:p/>
-    <w:p/>
-    <w:p/>
-    <w:p/>
+        <w:t>LAN looks at MAC addressesWAN looks at IP address</w:t>
+      </w:r>
+    </w:p>
+    <w:p/>
+    <w:p/>
+    <w:p/>
+    <w:p/>
+    <w:p>
+      <w:r>
+        <w:t>New lesson:</w:t>
+      </w:r>
+    </w:p>
     <w:p>
       <w:r>
         <w:lastRenderedPageBreak/>
-        <w:t>New lesson:</w:t>
-      </w:r>
-    </w:p>
-    <w:p>
-      <w:r>
-        <w:t xml:space="preserve">Aim of network security is to prohibit </w:t>
-      </w:r>
-      <w:proofErr w:type="spellStart"/>
-      <w:r>
-        <w:t>unathorized</w:t>
-      </w:r>
-      <w:proofErr w:type="spellEnd"/>
-      <w:r>
-        <w:t xml:space="preserve"> access, and minimize damage done if they do get in</w:t>
+        <w:t>Aim of network security is to prohibit unathorized access, and minimize damage done if they do get in</w:t>
       </w:r>
     </w:p>
     <w:p/>
@@ -369,29 +338,13 @@
     </w:p>
     <w:p>
       <w:r>
-        <w:t xml:space="preserve">DDOS: Using zombies to flood </w:t>
-      </w:r>
-      <w:proofErr w:type="spellStart"/>
-      <w:r>
-        <w:t>traffick</w:t>
-      </w:r>
-      <w:proofErr w:type="spellEnd"/>
-      <w:r>
-        <w:t>, much harder to stop</w:t>
-      </w:r>
-    </w:p>
-    <w:p/>
-    <w:p>
-      <w:r>
-        <w:t xml:space="preserve">SQL injection, entering code in input boxes to try and get </w:t>
-      </w:r>
-      <w:proofErr w:type="gramStart"/>
-      <w:r>
-        <w:t>in to</w:t>
-      </w:r>
-      <w:proofErr w:type="gramEnd"/>
-      <w:r>
-        <w:t xml:space="preserve"> the system</w:t>
+        <w:t>DDOS: Using zombies to flood traffick, much harder to stop</w:t>
+      </w:r>
+    </w:p>
+    <w:p/>
+    <w:p>
+      <w:r>
+        <w:t>SQL injection, entering code in input boxes to try and get in to the system</w:t>
       </w:r>
     </w:p>
     <w:p/>
@@ -425,6 +378,46 @@
     <w:p>
       <w:r>
         <w:t>Encryption, doesn’t stop you from being hacked, but makes the hacked data harder to read</w:t>
+      </w:r>
+    </w:p>
+    <w:p>
+      <w:r>
+        <w:lastRenderedPageBreak/>
+        <w:drawing>
+          <wp:inline distT="0" distB="0" distL="0" distR="0" wp14:anchorId="3623989C" wp14:editId="6369DE1F">
+            <wp:extent cx="5731510" cy="3305175"/>
+            <wp:effectExtent l="0" t="0" r="2540" b="9525"/>
+            <wp:docPr id="1880023642" name="Picture 1"/>
+            <wp:cNvGraphicFramePr>
+              <a:graphicFrameLocks xmlns:a="http://schemas.openxmlformats.org/drawingml/2006/main" noChangeAspect="1"/>
+            </wp:cNvGraphicFramePr>
+            <a:graphic xmlns:a="http://schemas.openxmlformats.org/drawingml/2006/main">
+              <a:graphicData uri="http://schemas.openxmlformats.org/drawingml/2006/picture">
+                <pic:pic xmlns:pic="http://schemas.openxmlformats.org/drawingml/2006/picture">
+                  <pic:nvPicPr>
+                    <pic:cNvPr id="1880023642" name=""/>
+                    <pic:cNvPicPr/>
+                  </pic:nvPicPr>
+                  <pic:blipFill>
+                    <a:blip r:embed="rId7"/>
+                    <a:stretch>
+                      <a:fillRect/>
+                    </a:stretch>
+                  </pic:blipFill>
+                  <pic:spPr>
+                    <a:xfrm>
+                      <a:off x="0" y="0"/>
+                      <a:ext cx="5731510" cy="3305175"/>
+                    </a:xfrm>
+                    <a:prstGeom prst="rect">
+                      <a:avLst/>
+                    </a:prstGeom>
+                  </pic:spPr>
+                </pic:pic>
+              </a:graphicData>
+            </a:graphic>
+          </wp:inline>
+        </w:drawing>
       </w:r>
     </w:p>
     <w:sectPr>
